--- a/handouts/day1_handouts/repo1_build_handout.docx
+++ b/handouts/day1_handouts/repo1_build_handout.docx
@@ -10,7 +10,7 @@
         <w:rPr>
           <w:b/>
           <w:bCs/>
-          <w:color w:val="9A6B2C"/>
+          <w:color w:val="707070"/>
           <w:sz w:val="18"/>
           <w:szCs w:val="18"/>
         </w:rPr>
@@ -25,7 +25,7 @@
         <w:rPr>
           <w:b/>
           <w:bCs/>
-          <w:color w:val="14213D"/>
+          <w:color w:val="202020"/>
           <w:sz w:val="40"/>
           <w:szCs w:val="40"/>
         </w:rPr>
@@ -38,7 +38,7 @@
       </w:pPr>
       <w:r>
         <w:rPr>
-          <w:color w:val="3A3F4B"/>
+          <w:color w:val="3F3F3F"/>
           <w:sz w:val="22"/>
           <w:szCs w:val="22"/>
         </w:rPr>
@@ -54,7 +54,7 @@
         <w:rPr>
           <w:b/>
           <w:bCs/>
-          <w:color w:val="14213D"/>
+          <w:color w:val="202020"/>
           <w:sz w:val="32"/>
           <w:szCs w:val="32"/>
         </w:rPr>
@@ -72,7 +72,7 @@
       </w:pPr>
       <w:r>
         <w:rPr>
-          <w:color w:val="3A3F4B"/>
+          <w:color w:val="3F3F3F"/>
           <w:sz w:val="22"/>
           <w:szCs w:val="22"/>
         </w:rPr>
@@ -90,7 +90,7 @@
       </w:pPr>
       <w:r>
         <w:rPr>
-          <w:color w:val="3A3F4B"/>
+          <w:color w:val="3F3F3F"/>
           <w:sz w:val="22"/>
           <w:szCs w:val="22"/>
         </w:rPr>
@@ -108,7 +108,7 @@
       </w:pPr>
       <w:r>
         <w:rPr>
-          <w:color w:val="3A3F4B"/>
+          <w:color w:val="3F3F3F"/>
           <w:sz w:val="22"/>
           <w:szCs w:val="22"/>
         </w:rPr>
@@ -126,7 +126,7 @@
       </w:pPr>
       <w:r>
         <w:rPr>
-          <w:color w:val="3A3F4B"/>
+          <w:color w:val="3F3F3F"/>
           <w:sz w:val="22"/>
           <w:szCs w:val="22"/>
         </w:rPr>
@@ -144,7 +144,7 @@
       </w:pPr>
       <w:r>
         <w:rPr>
-          <w:color w:val="3A3F4B"/>
+          <w:color w:val="3F3F3F"/>
           <w:sz w:val="22"/>
           <w:szCs w:val="22"/>
         </w:rPr>
@@ -162,7 +162,7 @@
       </w:pPr>
       <w:r>
         <w:rPr>
-          <w:color w:val="3A3F4B"/>
+          <w:color w:val="3F3F3F"/>
           <w:sz w:val="22"/>
           <w:szCs w:val="22"/>
         </w:rPr>
@@ -178,7 +178,7 @@
         <w:rPr>
           <w:b/>
           <w:bCs/>
-          <w:color w:val="14213D"/>
+          <w:color w:val="202020"/>
           <w:sz w:val="32"/>
           <w:szCs w:val="32"/>
         </w:rPr>
@@ -217,7 +217,7 @@
               <w:rPr>
                 <w:b/>
                 <w:bCs/>
-                <w:color w:val="14213D"/>
+                <w:color w:val="202020"/>
                 <w:sz w:val="21"/>
                 <w:szCs w:val="21"/>
               </w:rPr>
@@ -240,7 +240,7 @@
               <w:rPr>
                 <w:b w:val="false"/>
                 <w:bCs w:val="false"/>
-                <w:color w:val="3A3F4B"/>
+                <w:color w:val="3F3F3F"/>
                 <w:sz w:val="21"/>
                 <w:szCs w:val="21"/>
               </w:rPr>
@@ -253,7 +253,7 @@
         <w:tc>
           <w:tcPr>
             <w:tcW w:type="dxa" w:w="2500"/>
-            <w:shd w:fill="F1EEE3" w:val="clear"/>
+            <w:shd w:fill="EEEEEE" w:val="clear"/>
             <w:tcMar>
               <w:top w:type="dxa" w:w="100"/>
               <w:left w:type="dxa" w:w="120"/>
@@ -266,7 +266,7 @@
               <w:rPr>
                 <w:b/>
                 <w:bCs/>
-                <w:color w:val="14213D"/>
+                <w:color w:val="202020"/>
                 <w:sz w:val="21"/>
                 <w:szCs w:val="21"/>
               </w:rPr>
@@ -289,7 +289,7 @@
               <w:rPr>
                 <w:b/>
                 <w:bCs/>
-                <w:color w:val="14213D"/>
+                <w:color w:val="202020"/>
                 <w:sz w:val="21"/>
                 <w:szCs w:val="21"/>
               </w:rPr>
@@ -314,7 +314,7 @@
               <w:rPr>
                 <w:b/>
                 <w:bCs/>
-                <w:color w:val="14213D"/>
+                <w:color w:val="202020"/>
                 <w:sz w:val="21"/>
                 <w:szCs w:val="21"/>
               </w:rPr>
@@ -337,7 +337,7 @@
               <w:rPr>
                 <w:b w:val="false"/>
                 <w:bCs w:val="false"/>
-                <w:color w:val="3A3F4B"/>
+                <w:color w:val="3F3F3F"/>
                 <w:sz w:val="21"/>
                 <w:szCs w:val="21"/>
               </w:rPr>
@@ -350,7 +350,7 @@
         <w:tc>
           <w:tcPr>
             <w:tcW w:type="dxa" w:w="2500"/>
-            <w:shd w:fill="F1EEE3" w:val="clear"/>
+            <w:shd w:fill="EEEEEE" w:val="clear"/>
             <w:tcMar>
               <w:top w:type="dxa" w:w="100"/>
               <w:left w:type="dxa" w:w="120"/>
@@ -363,7 +363,7 @@
               <w:rPr>
                 <w:b/>
                 <w:bCs/>
-                <w:color w:val="14213D"/>
+                <w:color w:val="202020"/>
                 <w:sz w:val="21"/>
                 <w:szCs w:val="21"/>
               </w:rPr>
@@ -386,7 +386,7 @@
               <w:rPr>
                 <w:b/>
                 <w:bCs/>
-                <w:color w:val="14213D"/>
+                <w:color w:val="202020"/>
                 <w:sz w:val="21"/>
                 <w:szCs w:val="21"/>
               </w:rPr>
@@ -411,7 +411,7 @@
               <w:rPr>
                 <w:b/>
                 <w:bCs/>
-                <w:color w:val="14213D"/>
+                <w:color w:val="202020"/>
                 <w:sz w:val="21"/>
                 <w:szCs w:val="21"/>
               </w:rPr>
@@ -434,7 +434,7 @@
               <w:rPr>
                 <w:b w:val="false"/>
                 <w:bCs w:val="false"/>
-                <w:color w:val="3A3F4B"/>
+                <w:color w:val="3F3F3F"/>
                 <w:sz w:val="21"/>
                 <w:szCs w:val="21"/>
               </w:rPr>
@@ -450,7 +450,7 @@
       </w:pPr>
       <w:r>
         <w:rPr>
-          <w:color w:val="3A3F4B"/>
+          <w:color w:val="3F3F3F"/>
           <w:sz w:val="22"/>
           <w:szCs w:val="22"/>
         </w:rPr>
@@ -466,7 +466,7 @@
         <w:rPr>
           <w:b/>
           <w:bCs/>
-          <w:color w:val="14213D"/>
+          <w:color w:val="202020"/>
           <w:sz w:val="32"/>
           <w:szCs w:val="32"/>
         </w:rPr>
@@ -484,7 +484,7 @@
       </w:pPr>
       <w:r>
         <w:rPr>
-          <w:color w:val="3A3F4B"/>
+          <w:color w:val="3F3F3F"/>
           <w:sz w:val="22"/>
           <w:szCs w:val="22"/>
         </w:rPr>
@@ -502,7 +502,7 @@
       </w:pPr>
       <w:r>
         <w:rPr>
-          <w:color w:val="3A3F4B"/>
+          <w:color w:val="3F3F3F"/>
           <w:sz w:val="22"/>
           <w:szCs w:val="22"/>
         </w:rPr>
@@ -520,7 +520,7 @@
       </w:pPr>
       <w:r>
         <w:rPr>
-          <w:color w:val="3A3F4B"/>
+          <w:color w:val="3F3F3F"/>
           <w:sz w:val="22"/>
           <w:szCs w:val="22"/>
         </w:rPr>
@@ -538,7 +538,7 @@
       </w:pPr>
       <w:r>
         <w:rPr>
-          <w:color w:val="3A3F4B"/>
+          <w:color w:val="3F3F3F"/>
           <w:sz w:val="22"/>
           <w:szCs w:val="22"/>
         </w:rPr>
@@ -556,7 +556,7 @@
       </w:pPr>
       <w:r>
         <w:rPr>
-          <w:color w:val="3A3F4B"/>
+          <w:color w:val="3F3F3F"/>
           <w:sz w:val="22"/>
           <w:szCs w:val="22"/>
         </w:rPr>
@@ -574,7 +574,7 @@
       </w:pPr>
       <w:r>
         <w:rPr>
-          <w:color w:val="3A3F4B"/>
+          <w:color w:val="3F3F3F"/>
           <w:sz w:val="22"/>
           <w:szCs w:val="22"/>
         </w:rPr>
@@ -590,7 +590,7 @@
         <w:rPr>
           <w:b/>
           <w:bCs/>
-          <w:color w:val="14213D"/>
+          <w:color w:val="202020"/>
           <w:sz w:val="32"/>
           <w:szCs w:val="32"/>
         </w:rPr>
@@ -603,7 +603,7 @@
       </w:pPr>
       <w:r>
         <w:rPr>
-          <w:color w:val="3A3F4B"/>
+          <w:color w:val="3F3F3F"/>
           <w:sz w:val="22"/>
           <w:szCs w:val="22"/>
         </w:rPr>
@@ -621,7 +621,7 @@
       </w:pPr>
       <w:r>
         <w:rPr>
-          <w:color w:val="3A3F4B"/>
+          <w:color w:val="3F3F3F"/>
           <w:sz w:val="22"/>
           <w:szCs w:val="22"/>
         </w:rPr>
@@ -639,7 +639,7 @@
       </w:pPr>
       <w:r>
         <w:rPr>
-          <w:color w:val="3A3F4B"/>
+          <w:color w:val="3F3F3F"/>
           <w:sz w:val="22"/>
           <w:szCs w:val="22"/>
         </w:rPr>
@@ -657,7 +657,7 @@
       </w:pPr>
       <w:r>
         <w:rPr>
-          <w:color w:val="3A3F4B"/>
+          <w:color w:val="3F3F3F"/>
           <w:sz w:val="22"/>
           <w:szCs w:val="22"/>
         </w:rPr>
@@ -675,7 +675,7 @@
       </w:pPr>
       <w:r>
         <w:rPr>
-          <w:color w:val="3A3F4B"/>
+          <w:color w:val="3F3F3F"/>
           <w:sz w:val="22"/>
           <w:szCs w:val="22"/>
         </w:rPr>
@@ -693,7 +693,7 @@
       </w:pPr>
       <w:r>
         <w:rPr>
-          <w:color w:val="3A3F4B"/>
+          <w:color w:val="3F3F3F"/>
           <w:sz w:val="22"/>
           <w:szCs w:val="22"/>
         </w:rPr>
@@ -711,7 +711,7 @@
       </w:pPr>
       <w:r>
         <w:rPr>
-          <w:color w:val="3A3F4B"/>
+          <w:color w:val="3F3F3F"/>
           <w:sz w:val="22"/>
           <w:szCs w:val="22"/>
         </w:rPr>
@@ -727,7 +727,7 @@
         <w:rPr>
           <w:b/>
           <w:bCs/>
-          <w:color w:val="9A6B2C"/>
+          <w:color w:val="707070"/>
           <w:sz w:val="24"/>
           <w:szCs w:val="24"/>
         </w:rPr>
@@ -737,12 +737,12 @@
     <w:p>
       <w:pPr>
         <w:pBdr>
-          <w:top w:val="single" w:color="14213D" w:sz="4"/>
-          <w:bottom w:val="single" w:color="14213D" w:sz="4"/>
-          <w:left w:val="single" w:color="14213D" w:sz="4"/>
-          <w:right w:val="single" w:color="14213D" w:sz="4"/>
+          <w:top w:val="single" w:color="202020" w:sz="4"/>
+          <w:bottom w:val="single" w:color="202020" w:sz="4"/>
+          <w:left w:val="single" w:color="202020" w:sz="4"/>
+          <w:right w:val="single" w:color="202020" w:sz="4"/>
         </w:pBdr>
-        <w:shd w:fill="14213D" w:val="clear"/>
+        <w:shd w:fill="202020" w:val="clear"/>
         <w:spacing w:after="100" w:before="100"/>
         <w:ind w:left="431" w:right="431"/>
       </w:pPr>
@@ -765,7 +765,7 @@
         <w:rPr>
           <w:b/>
           <w:bCs/>
-          <w:color w:val="14213D"/>
+          <w:color w:val="202020"/>
           <w:sz w:val="21"/>
           <w:szCs w:val="21"/>
         </w:rPr>
@@ -783,7 +783,7 @@
       </w:pPr>
       <w:r>
         <w:rPr>
-          <w:color w:val="3A3F4B"/>
+          <w:color w:val="3F3F3F"/>
           <w:sz w:val="22"/>
           <w:szCs w:val="22"/>
         </w:rPr>
@@ -801,7 +801,7 @@
       </w:pPr>
       <w:r>
         <w:rPr>
-          <w:color w:val="3A3F4B"/>
+          <w:color w:val="3F3F3F"/>
           <w:sz w:val="22"/>
           <w:szCs w:val="22"/>
         </w:rPr>
@@ -819,7 +819,7 @@
       </w:pPr>
       <w:r>
         <w:rPr>
-          <w:color w:val="3A3F4B"/>
+          <w:color w:val="3F3F3F"/>
           <w:sz w:val="22"/>
           <w:szCs w:val="22"/>
         </w:rPr>
@@ -837,7 +837,7 @@
       </w:pPr>
       <w:r>
         <w:rPr>
-          <w:color w:val="3A3F4B"/>
+          <w:color w:val="3F3F3F"/>
           <w:sz w:val="22"/>
           <w:szCs w:val="22"/>
         </w:rPr>
@@ -851,7 +851,7 @@
       <w:r>
         <w:rPr>
           <w:rFonts w:ascii="Courier New" w:cs="Courier New" w:eastAsia="Courier New" w:hAnsi="Courier New"/>
-          <w:color w:val="14213D"/>
+          <w:color w:val="202020"/>
           <w:sz w:val="20"/>
           <w:szCs w:val="20"/>
         </w:rPr>
@@ -867,7 +867,7 @@
         <w:rPr>
           <w:b/>
           <w:bCs/>
-          <w:color w:val="14213D"/>
+          <w:color w:val="202020"/>
           <w:sz w:val="32"/>
           <w:szCs w:val="32"/>
         </w:rPr>
@@ -880,7 +880,7 @@
       </w:pPr>
       <w:r>
         <w:rPr>
-          <w:color w:val="3A3F4B"/>
+          <w:color w:val="3F3F3F"/>
           <w:sz w:val="22"/>
           <w:szCs w:val="22"/>
         </w:rPr>
@@ -890,12 +890,12 @@
     <w:p>
       <w:pPr>
         <w:pBdr>
-          <w:top w:val="single" w:color="D8D3C4" w:sz="4"/>
-          <w:bottom w:val="single" w:color="D8D3C4" w:sz="4"/>
-          <w:left w:val="single" w:color="D8D3C4" w:sz="4"/>
-          <w:right w:val="single" w:color="D8D3C4" w:sz="4"/>
+          <w:top w:val="single" w:color="D3D3D3" w:sz="4"/>
+          <w:bottom w:val="single" w:color="D3D3D3" w:sz="4"/>
+          <w:left w:val="single" w:color="D3D3D3" w:sz="4"/>
+          <w:right w:val="single" w:color="D3D3D3" w:sz="4"/>
         </w:pBdr>
-        <w:shd w:fill="F1EEE3" w:val="clear"/>
+        <w:shd w:fill="EEEEEE" w:val="clear"/>
         <w:spacing w:after="160" w:before="100"/>
         <w:ind w:left="431" w:right="431"/>
       </w:pPr>
@@ -903,7 +903,7 @@
         <w:rPr>
           <w:i/>
           <w:iCs/>
-          <w:color w:val="14213D"/>
+          <w:color w:val="202020"/>
           <w:sz w:val="22"/>
           <w:szCs w:val="22"/>
         </w:rPr>
@@ -919,7 +919,7 @@
         <w:rPr>
           <w:b/>
           <w:bCs/>
-          <w:color w:val="9A6B2C"/>
+          <w:color w:val="707070"/>
           <w:sz w:val="24"/>
           <w:szCs w:val="24"/>
         </w:rPr>
@@ -929,12 +929,12 @@
     <w:p>
       <w:pPr>
         <w:pBdr>
-          <w:top w:val="single" w:color="14213D" w:sz="4"/>
-          <w:bottom w:val="single" w:color="14213D" w:sz="4"/>
-          <w:left w:val="single" w:color="14213D" w:sz="4"/>
-          <w:right w:val="single" w:color="14213D" w:sz="4"/>
+          <w:top w:val="single" w:color="202020" w:sz="4"/>
+          <w:bottom w:val="single" w:color="202020" w:sz="4"/>
+          <w:left w:val="single" w:color="202020" w:sz="4"/>
+          <w:right w:val="single" w:color="202020" w:sz="4"/>
         </w:pBdr>
-        <w:shd w:fill="14213D" w:val="clear"/>
+        <w:shd w:fill="202020" w:val="clear"/>
         <w:spacing w:after="100" w:before="100"/>
         <w:ind w:left="431" w:right="431"/>
       </w:pPr>
@@ -957,7 +957,7 @@
         <w:rPr>
           <w:b/>
           <w:bCs/>
-          <w:color w:val="14213D"/>
+          <w:color w:val="202020"/>
           <w:sz w:val="21"/>
           <w:szCs w:val="21"/>
         </w:rPr>
@@ -975,7 +975,7 @@
       </w:pPr>
       <w:r>
         <w:rPr>
-          <w:color w:val="3A3F4B"/>
+          <w:color w:val="3F3F3F"/>
           <w:sz w:val="22"/>
           <w:szCs w:val="22"/>
         </w:rPr>
@@ -993,7 +993,7 @@
       </w:pPr>
       <w:r>
         <w:rPr>
-          <w:color w:val="3A3F4B"/>
+          <w:color w:val="3F3F3F"/>
           <w:sz w:val="22"/>
           <w:szCs w:val="22"/>
         </w:rPr>
@@ -1011,7 +1011,7 @@
       </w:pPr>
       <w:r>
         <w:rPr>
-          <w:color w:val="3A3F4B"/>
+          <w:color w:val="3F3F3F"/>
           <w:sz w:val="22"/>
           <w:szCs w:val="22"/>
         </w:rPr>
@@ -1029,7 +1029,7 @@
       </w:pPr>
       <w:r>
         <w:rPr>
-          <w:color w:val="3A3F4B"/>
+          <w:color w:val="3F3F3F"/>
           <w:sz w:val="22"/>
           <w:szCs w:val="22"/>
         </w:rPr>
@@ -1043,7 +1043,7 @@
       <w:r>
         <w:rPr>
           <w:rFonts w:ascii="Courier New" w:cs="Courier New" w:eastAsia="Courier New" w:hAnsi="Courier New"/>
-          <w:color w:val="14213D"/>
+          <w:color w:val="202020"/>
           <w:sz w:val="20"/>
           <w:szCs w:val="20"/>
         </w:rPr>
@@ -1059,7 +1059,7 @@
         <w:rPr>
           <w:b/>
           <w:bCs/>
-          <w:color w:val="14213D"/>
+          <w:color w:val="202020"/>
           <w:sz w:val="32"/>
           <w:szCs w:val="32"/>
         </w:rPr>
@@ -1072,7 +1072,7 @@
       </w:pPr>
       <w:r>
         <w:rPr>
-          <w:color w:val="3A3F4B"/>
+          <w:color w:val="3F3F3F"/>
           <w:sz w:val="22"/>
           <w:szCs w:val="22"/>
         </w:rPr>
@@ -1088,7 +1088,7 @@
         <w:rPr>
           <w:b/>
           <w:bCs/>
-          <w:color w:val="9A6B2C"/>
+          <w:color w:val="707070"/>
           <w:sz w:val="24"/>
           <w:szCs w:val="24"/>
         </w:rPr>
@@ -1098,12 +1098,12 @@
     <w:p>
       <w:pPr>
         <w:pBdr>
-          <w:top w:val="single" w:color="14213D" w:sz="4"/>
-          <w:bottom w:val="single" w:color="14213D" w:sz="4"/>
-          <w:left w:val="single" w:color="14213D" w:sz="4"/>
-          <w:right w:val="single" w:color="14213D" w:sz="4"/>
+          <w:top w:val="single" w:color="202020" w:sz="4"/>
+          <w:bottom w:val="single" w:color="202020" w:sz="4"/>
+          <w:left w:val="single" w:color="202020" w:sz="4"/>
+          <w:right w:val="single" w:color="202020" w:sz="4"/>
         </w:pBdr>
-        <w:shd w:fill="14213D" w:val="clear"/>
+        <w:shd w:fill="202020" w:val="clear"/>
         <w:spacing w:after="100" w:before="100"/>
         <w:ind w:left="431" w:right="431"/>
       </w:pPr>
@@ -1126,7 +1126,7 @@
         <w:rPr>
           <w:b/>
           <w:bCs/>
-          <w:color w:val="14213D"/>
+          <w:color w:val="202020"/>
           <w:sz w:val="21"/>
           <w:szCs w:val="21"/>
         </w:rPr>
@@ -1144,7 +1144,7 @@
       </w:pPr>
       <w:r>
         <w:rPr>
-          <w:color w:val="3A3F4B"/>
+          <w:color w:val="3F3F3F"/>
           <w:sz w:val="22"/>
           <w:szCs w:val="22"/>
         </w:rPr>
@@ -1162,7 +1162,7 @@
       </w:pPr>
       <w:r>
         <w:rPr>
-          <w:color w:val="3A3F4B"/>
+          <w:color w:val="3F3F3F"/>
           <w:sz w:val="22"/>
           <w:szCs w:val="22"/>
         </w:rPr>
@@ -1180,7 +1180,7 @@
       </w:pPr>
       <w:r>
         <w:rPr>
-          <w:color w:val="3A3F4B"/>
+          <w:color w:val="3F3F3F"/>
           <w:sz w:val="22"/>
           <w:szCs w:val="22"/>
         </w:rPr>
@@ -1196,7 +1196,7 @@
         <w:rPr>
           <w:b/>
           <w:bCs/>
-          <w:color w:val="9A6B2C"/>
+          <w:color w:val="707070"/>
           <w:sz w:val="24"/>
           <w:szCs w:val="24"/>
         </w:rPr>
@@ -1206,12 +1206,12 @@
     <w:p>
       <w:pPr>
         <w:pBdr>
-          <w:top w:val="single" w:color="14213D" w:sz="4"/>
-          <w:bottom w:val="single" w:color="14213D" w:sz="4"/>
-          <w:left w:val="single" w:color="14213D" w:sz="4"/>
-          <w:right w:val="single" w:color="14213D" w:sz="4"/>
+          <w:top w:val="single" w:color="202020" w:sz="4"/>
+          <w:bottom w:val="single" w:color="202020" w:sz="4"/>
+          <w:left w:val="single" w:color="202020" w:sz="4"/>
+          <w:right w:val="single" w:color="202020" w:sz="4"/>
         </w:pBdr>
-        <w:shd w:fill="14213D" w:val="clear"/>
+        <w:shd w:fill="202020" w:val="clear"/>
         <w:spacing w:after="100" w:before="100"/>
         <w:ind w:left="431" w:right="431"/>
       </w:pPr>
@@ -1234,7 +1234,7 @@
         <w:rPr>
           <w:b/>
           <w:bCs/>
-          <w:color w:val="14213D"/>
+          <w:color w:val="202020"/>
           <w:sz w:val="21"/>
           <w:szCs w:val="21"/>
         </w:rPr>
@@ -1252,7 +1252,7 @@
       </w:pPr>
       <w:r>
         <w:rPr>
-          <w:color w:val="3A3F4B"/>
+          <w:color w:val="3F3F3F"/>
           <w:sz w:val="22"/>
           <w:szCs w:val="22"/>
         </w:rPr>
@@ -1270,7 +1270,7 @@
       </w:pPr>
       <w:r>
         <w:rPr>
-          <w:color w:val="3A3F4B"/>
+          <w:color w:val="3F3F3F"/>
           <w:sz w:val="22"/>
           <w:szCs w:val="22"/>
         </w:rPr>
@@ -1288,7 +1288,7 @@
       </w:pPr>
       <w:r>
         <w:rPr>
-          <w:color w:val="3A3F4B"/>
+          <w:color w:val="3F3F3F"/>
           <w:sz w:val="22"/>
           <w:szCs w:val="22"/>
         </w:rPr>
@@ -1304,7 +1304,7 @@
         <w:rPr>
           <w:b/>
           <w:bCs/>
-          <w:color w:val="9A6B2C"/>
+          <w:color w:val="707070"/>
           <w:sz w:val="24"/>
           <w:szCs w:val="24"/>
         </w:rPr>
@@ -1314,12 +1314,12 @@
     <w:p>
       <w:pPr>
         <w:pBdr>
-          <w:top w:val="single" w:color="14213D" w:sz="4"/>
-          <w:bottom w:val="single" w:color="14213D" w:sz="4"/>
-          <w:left w:val="single" w:color="14213D" w:sz="4"/>
-          <w:right w:val="single" w:color="14213D" w:sz="4"/>
+          <w:top w:val="single" w:color="202020" w:sz="4"/>
+          <w:bottom w:val="single" w:color="202020" w:sz="4"/>
+          <w:left w:val="single" w:color="202020" w:sz="4"/>
+          <w:right w:val="single" w:color="202020" w:sz="4"/>
         </w:pBdr>
-        <w:shd w:fill="14213D" w:val="clear"/>
+        <w:shd w:fill="202020" w:val="clear"/>
         <w:spacing w:after="100" w:before="100"/>
         <w:ind w:left="431" w:right="431"/>
       </w:pPr>
@@ -1342,7 +1342,7 @@
         <w:rPr>
           <w:b/>
           <w:bCs/>
-          <w:color w:val="14213D"/>
+          <w:color w:val="202020"/>
           <w:sz w:val="21"/>
           <w:szCs w:val="21"/>
         </w:rPr>
@@ -1360,7 +1360,7 @@
       </w:pPr>
       <w:r>
         <w:rPr>
-          <w:color w:val="3A3F4B"/>
+          <w:color w:val="3F3F3F"/>
           <w:sz w:val="22"/>
           <w:szCs w:val="22"/>
         </w:rPr>
@@ -1378,7 +1378,7 @@
       </w:pPr>
       <w:r>
         <w:rPr>
-          <w:color w:val="3A3F4B"/>
+          <w:color w:val="3F3F3F"/>
           <w:sz w:val="22"/>
           <w:szCs w:val="22"/>
         </w:rPr>
@@ -1396,7 +1396,7 @@
       </w:pPr>
       <w:r>
         <w:rPr>
-          <w:color w:val="3A3F4B"/>
+          <w:color w:val="3F3F3F"/>
           <w:sz w:val="22"/>
           <w:szCs w:val="22"/>
         </w:rPr>
@@ -1410,7 +1410,7 @@
       <w:r>
         <w:rPr>
           <w:rFonts w:ascii="Courier New" w:cs="Courier New" w:eastAsia="Courier New" w:hAnsi="Courier New"/>
-          <w:color w:val="14213D"/>
+          <w:color w:val="202020"/>
           <w:sz w:val="20"/>
           <w:szCs w:val="20"/>
         </w:rPr>
@@ -1426,7 +1426,7 @@
         <w:rPr>
           <w:b/>
           <w:bCs/>
-          <w:color w:val="14213D"/>
+          <w:color w:val="202020"/>
           <w:sz w:val="32"/>
           <w:szCs w:val="32"/>
         </w:rPr>
@@ -1439,7 +1439,7 @@
       </w:pPr>
       <w:r>
         <w:rPr>
-          <w:color w:val="3A3F4B"/>
+          <w:color w:val="3F3F3F"/>
           <w:sz w:val="22"/>
           <w:szCs w:val="22"/>
         </w:rPr>
@@ -1457,7 +1457,7 @@
       </w:pPr>
       <w:r>
         <w:rPr>
-          <w:color w:val="3A3F4B"/>
+          <w:color w:val="3F3F3F"/>
           <w:sz w:val="22"/>
           <w:szCs w:val="22"/>
         </w:rPr>
@@ -1475,7 +1475,7 @@
       </w:pPr>
       <w:r>
         <w:rPr>
-          <w:color w:val="3A3F4B"/>
+          <w:color w:val="3F3F3F"/>
           <w:sz w:val="22"/>
           <w:szCs w:val="22"/>
         </w:rPr>
@@ -1493,7 +1493,7 @@
       </w:pPr>
       <w:r>
         <w:rPr>
-          <w:color w:val="3A3F4B"/>
+          <w:color w:val="3F3F3F"/>
           <w:sz w:val="22"/>
           <w:szCs w:val="22"/>
         </w:rPr>
@@ -1509,7 +1509,7 @@
         <w:rPr>
           <w:b/>
           <w:bCs/>
-          <w:color w:val="9A6B2C"/>
+          <w:color w:val="707070"/>
           <w:sz w:val="24"/>
           <w:szCs w:val="24"/>
         </w:rPr>
@@ -1519,12 +1519,12 @@
     <w:p>
       <w:pPr>
         <w:pBdr>
-          <w:top w:val="single" w:color="14213D" w:sz="4"/>
-          <w:bottom w:val="single" w:color="14213D" w:sz="4"/>
-          <w:left w:val="single" w:color="14213D" w:sz="4"/>
-          <w:right w:val="single" w:color="14213D" w:sz="4"/>
+          <w:top w:val="single" w:color="202020" w:sz="4"/>
+          <w:bottom w:val="single" w:color="202020" w:sz="4"/>
+          <w:left w:val="single" w:color="202020" w:sz="4"/>
+          <w:right w:val="single" w:color="202020" w:sz="4"/>
         </w:pBdr>
-        <w:shd w:fill="14213D" w:val="clear"/>
+        <w:shd w:fill="202020" w:val="clear"/>
         <w:spacing w:after="100" w:before="100"/>
         <w:ind w:left="431" w:right="431"/>
       </w:pPr>
@@ -1547,7 +1547,7 @@
         <w:rPr>
           <w:b/>
           <w:bCs/>
-          <w:color w:val="14213D"/>
+          <w:color w:val="202020"/>
           <w:sz w:val="21"/>
           <w:szCs w:val="21"/>
         </w:rPr>
@@ -1565,7 +1565,7 @@
       </w:pPr>
       <w:r>
         <w:rPr>
-          <w:color w:val="3A3F4B"/>
+          <w:color w:val="3F3F3F"/>
           <w:sz w:val="22"/>
           <w:szCs w:val="22"/>
         </w:rPr>
@@ -1583,7 +1583,7 @@
       </w:pPr>
       <w:r>
         <w:rPr>
-          <w:color w:val="3A3F4B"/>
+          <w:color w:val="3F3F3F"/>
           <w:sz w:val="22"/>
           <w:szCs w:val="22"/>
         </w:rPr>
@@ -1601,7 +1601,7 @@
       </w:pPr>
       <w:r>
         <w:rPr>
-          <w:color w:val="3A3F4B"/>
+          <w:color w:val="3F3F3F"/>
           <w:sz w:val="22"/>
           <w:szCs w:val="22"/>
         </w:rPr>
@@ -1619,7 +1619,7 @@
       </w:pPr>
       <w:r>
         <w:rPr>
-          <w:color w:val="3A3F4B"/>
+          <w:color w:val="3F3F3F"/>
           <w:sz w:val="22"/>
           <w:szCs w:val="22"/>
         </w:rPr>
@@ -1633,7 +1633,7 @@
       <w:r>
         <w:rPr>
           <w:rFonts w:ascii="Courier New" w:cs="Courier New" w:eastAsia="Courier New" w:hAnsi="Courier New"/>
-          <w:color w:val="14213D"/>
+          <w:color w:val="202020"/>
           <w:sz w:val="20"/>
           <w:szCs w:val="20"/>
         </w:rPr>
@@ -1649,7 +1649,7 @@
         <w:rPr>
           <w:b/>
           <w:bCs/>
-          <w:color w:val="14213D"/>
+          <w:color w:val="202020"/>
           <w:sz w:val="32"/>
           <w:szCs w:val="32"/>
         </w:rPr>
@@ -1662,7 +1662,7 @@
       </w:pPr>
       <w:r>
         <w:rPr>
-          <w:color w:val="3A3F4B"/>
+          <w:color w:val="3F3F3F"/>
           <w:sz w:val="22"/>
           <w:szCs w:val="22"/>
         </w:rPr>
@@ -1672,12 +1672,12 @@
     <w:p>
       <w:pPr>
         <w:pBdr>
-          <w:top w:val="single" w:color="D8D3C4" w:sz="4"/>
-          <w:bottom w:val="single" w:color="D8D3C4" w:sz="4"/>
-          <w:left w:val="single" w:color="D8D3C4" w:sz="4"/>
-          <w:right w:val="single" w:color="D8D3C4" w:sz="4"/>
+          <w:top w:val="single" w:color="D3D3D3" w:sz="4"/>
+          <w:bottom w:val="single" w:color="D3D3D3" w:sz="4"/>
+          <w:left w:val="single" w:color="D3D3D3" w:sz="4"/>
+          <w:right w:val="single" w:color="D3D3D3" w:sz="4"/>
         </w:pBdr>
-        <w:shd w:fill="F1EEE3" w:val="clear"/>
+        <w:shd w:fill="EEEEEE" w:val="clear"/>
         <w:spacing w:after="160" w:before="100"/>
         <w:ind w:left="431" w:right="431"/>
       </w:pPr>
@@ -1685,7 +1685,7 @@
         <w:rPr>
           <w:i/>
           <w:iCs/>
-          <w:color w:val="14213D"/>
+          <w:color w:val="202020"/>
           <w:sz w:val="22"/>
           <w:szCs w:val="22"/>
         </w:rPr>
@@ -1701,7 +1701,7 @@
         <w:rPr>
           <w:b/>
           <w:bCs/>
-          <w:color w:val="9A6B2C"/>
+          <w:color w:val="707070"/>
           <w:sz w:val="24"/>
           <w:szCs w:val="24"/>
         </w:rPr>
@@ -1711,12 +1711,12 @@
     <w:p>
       <w:pPr>
         <w:pBdr>
-          <w:top w:val="single" w:color="14213D" w:sz="4"/>
-          <w:bottom w:val="single" w:color="14213D" w:sz="4"/>
-          <w:left w:val="single" w:color="14213D" w:sz="4"/>
-          <w:right w:val="single" w:color="14213D" w:sz="4"/>
+          <w:top w:val="single" w:color="202020" w:sz="4"/>
+          <w:bottom w:val="single" w:color="202020" w:sz="4"/>
+          <w:left w:val="single" w:color="202020" w:sz="4"/>
+          <w:right w:val="single" w:color="202020" w:sz="4"/>
         </w:pBdr>
-        <w:shd w:fill="14213D" w:val="clear"/>
+        <w:shd w:fill="202020" w:val="clear"/>
         <w:spacing w:after="100" w:before="100"/>
         <w:ind w:left="431" w:right="431"/>
       </w:pPr>
@@ -1739,7 +1739,7 @@
         <w:rPr>
           <w:b/>
           <w:bCs/>
-          <w:color w:val="14213D"/>
+          <w:color w:val="202020"/>
           <w:sz w:val="21"/>
           <w:szCs w:val="21"/>
         </w:rPr>
@@ -1757,7 +1757,7 @@
       </w:pPr>
       <w:r>
         <w:rPr>
-          <w:color w:val="3A3F4B"/>
+          <w:color w:val="3F3F3F"/>
           <w:sz w:val="22"/>
           <w:szCs w:val="22"/>
         </w:rPr>
@@ -1775,7 +1775,7 @@
       </w:pPr>
       <w:r>
         <w:rPr>
-          <w:color w:val="3A3F4B"/>
+          <w:color w:val="3F3F3F"/>
           <w:sz w:val="22"/>
           <w:szCs w:val="22"/>
         </w:rPr>
@@ -1793,7 +1793,7 @@
       </w:pPr>
       <w:r>
         <w:rPr>
-          <w:color w:val="3A3F4B"/>
+          <w:color w:val="3F3F3F"/>
           <w:sz w:val="22"/>
           <w:szCs w:val="22"/>
         </w:rPr>
@@ -1807,7 +1807,7 @@
       <w:r>
         <w:rPr>
           <w:rFonts w:ascii="Courier New" w:cs="Courier New" w:eastAsia="Courier New" w:hAnsi="Courier New"/>
-          <w:color w:val="14213D"/>
+          <w:color w:val="202020"/>
           <w:sz w:val="20"/>
           <w:szCs w:val="20"/>
         </w:rPr>
@@ -1823,7 +1823,7 @@
         <w:rPr>
           <w:b/>
           <w:bCs/>
-          <w:color w:val="14213D"/>
+          <w:color w:val="202020"/>
           <w:sz w:val="32"/>
           <w:szCs w:val="32"/>
         </w:rPr>
@@ -1836,7 +1836,7 @@
       </w:pPr>
       <w:r>
         <w:rPr>
-          <w:color w:val="3A3F4B"/>
+          <w:color w:val="3F3F3F"/>
           <w:sz w:val="22"/>
           <w:szCs w:val="22"/>
         </w:rPr>
@@ -1854,7 +1854,7 @@
       </w:pPr>
       <w:r>
         <w:rPr>
-          <w:color w:val="3A3F4B"/>
+          <w:color w:val="3F3F3F"/>
           <w:sz w:val="22"/>
           <w:szCs w:val="22"/>
         </w:rPr>
@@ -1872,7 +1872,7 @@
       </w:pPr>
       <w:r>
         <w:rPr>
-          <w:color w:val="3A3F4B"/>
+          <w:color w:val="3F3F3F"/>
           <w:sz w:val="22"/>
           <w:szCs w:val="22"/>
         </w:rPr>
@@ -1890,7 +1890,7 @@
       </w:pPr>
       <w:r>
         <w:rPr>
-          <w:color w:val="3A3F4B"/>
+          <w:color w:val="3F3F3F"/>
           <w:sz w:val="22"/>
           <w:szCs w:val="22"/>
         </w:rPr>
@@ -1908,7 +1908,7 @@
       </w:pPr>
       <w:r>
         <w:rPr>
-          <w:color w:val="3A3F4B"/>
+          <w:color w:val="3F3F3F"/>
           <w:sz w:val="22"/>
           <w:szCs w:val="22"/>
         </w:rPr>
@@ -1921,7 +1921,7 @@
       </w:pPr>
       <w:r>
         <w:rPr>
-          <w:color w:val="3A3F4B"/>
+          <w:color w:val="3F3F3F"/>
           <w:sz w:val="22"/>
           <w:szCs w:val="22"/>
         </w:rPr>
@@ -1937,7 +1937,7 @@
         <w:rPr>
           <w:b/>
           <w:bCs/>
-          <w:color w:val="14213D"/>
+          <w:color w:val="202020"/>
           <w:sz w:val="32"/>
           <w:szCs w:val="32"/>
         </w:rPr>
@@ -1955,7 +1955,7 @@
       </w:pPr>
       <w:r>
         <w:rPr>
-          <w:color w:val="3A3F4B"/>
+          <w:color w:val="3F3F3F"/>
           <w:sz w:val="22"/>
           <w:szCs w:val="22"/>
         </w:rPr>
@@ -1973,7 +1973,7 @@
       </w:pPr>
       <w:r>
         <w:rPr>
-          <w:color w:val="3A3F4B"/>
+          <w:color w:val="3F3F3F"/>
           <w:sz w:val="22"/>
           <w:szCs w:val="22"/>
         </w:rPr>
@@ -1991,7 +1991,7 @@
       </w:pPr>
       <w:r>
         <w:rPr>
-          <w:color w:val="3A3F4B"/>
+          <w:color w:val="3F3F3F"/>
           <w:sz w:val="22"/>
           <w:szCs w:val="22"/>
         </w:rPr>
@@ -2009,7 +2009,7 @@
       </w:pPr>
       <w:r>
         <w:rPr>
-          <w:color w:val="3A3F4B"/>
+          <w:color w:val="3F3F3F"/>
           <w:sz w:val="22"/>
           <w:szCs w:val="22"/>
         </w:rPr>
@@ -2025,7 +2025,7 @@
         <w:rPr>
           <w:b/>
           <w:bCs/>
-          <w:color w:val="14213D"/>
+          <w:color w:val="202020"/>
           <w:sz w:val="32"/>
           <w:szCs w:val="32"/>
         </w:rPr>
@@ -2043,7 +2043,7 @@
       </w:pPr>
       <w:r>
         <w:rPr>
-          <w:color w:val="3A3F4B"/>
+          <w:color w:val="3F3F3F"/>
           <w:sz w:val="22"/>
           <w:szCs w:val="22"/>
         </w:rPr>
@@ -2061,7 +2061,7 @@
       </w:pPr>
       <w:r>
         <w:rPr>
-          <w:color w:val="3A3F4B"/>
+          <w:color w:val="3F3F3F"/>
           <w:sz w:val="22"/>
           <w:szCs w:val="22"/>
         </w:rPr>
@@ -2079,7 +2079,7 @@
       </w:pPr>
       <w:r>
         <w:rPr>
-          <w:color w:val="3A3F4B"/>
+          <w:color w:val="3F3F3F"/>
           <w:sz w:val="22"/>
           <w:szCs w:val="22"/>
         </w:rPr>
@@ -2097,7 +2097,7 @@
       </w:pPr>
       <w:r>
         <w:rPr>
-          <w:color w:val="3A3F4B"/>
+          <w:color w:val="3F3F3F"/>
           <w:sz w:val="22"/>
           <w:szCs w:val="22"/>
         </w:rPr>
@@ -2110,7 +2110,7 @@
       </w:pPr>
       <w:r>
         <w:rPr>
-          <w:color w:val="3A3F4B"/>
+          <w:color w:val="3F3F3F"/>
           <w:sz w:val="22"/>
           <w:szCs w:val="22"/>
         </w:rPr>
@@ -2126,7 +2126,7 @@
         <w:rPr>
           <w:b/>
           <w:bCs/>
-          <w:color w:val="14213D"/>
+          <w:color w:val="202020"/>
           <w:sz w:val="32"/>
           <w:szCs w:val="32"/>
         </w:rPr>
@@ -2136,7 +2136,7 @@
     <w:p>
       <w:pPr>
         <w:pBdr>
-          <w:bottom w:val="single" w:color="D8D3C4" w:sz="4"/>
+          <w:bottom w:val="single" w:color="D3D3D3" w:sz="4"/>
         </w:pBdr>
         <w:spacing w:after="220"/>
       </w:pPr>
@@ -2147,7 +2147,7 @@
     <w:p>
       <w:pPr>
         <w:pBdr>
-          <w:bottom w:val="single" w:color="D8D3C4" w:sz="4"/>
+          <w:bottom w:val="single" w:color="D3D3D3" w:sz="4"/>
         </w:pBdr>
         <w:spacing w:after="220"/>
       </w:pPr>
@@ -2158,7 +2158,7 @@
     <w:p>
       <w:pPr>
         <w:pBdr>
-          <w:bottom w:val="single" w:color="D8D3C4" w:sz="4"/>
+          <w:bottom w:val="single" w:color="D3D3D3" w:sz="4"/>
         </w:pBdr>
         <w:spacing w:after="220"/>
       </w:pPr>
@@ -2169,7 +2169,7 @@
     <w:p>
       <w:pPr>
         <w:pBdr>
-          <w:bottom w:val="single" w:color="D8D3C4" w:sz="4"/>
+          <w:bottom w:val="single" w:color="D3D3D3" w:sz="4"/>
         </w:pBdr>
         <w:spacing w:after="220"/>
       </w:pPr>
@@ -2180,7 +2180,7 @@
     <w:p>
       <w:pPr>
         <w:pBdr>
-          <w:bottom w:val="single" w:color="D8D3C4" w:sz="4"/>
+          <w:bottom w:val="single" w:color="D3D3D3" w:sz="4"/>
         </w:pBdr>
         <w:spacing w:after="220"/>
       </w:pPr>
@@ -2191,7 +2191,7 @@
     <w:p>
       <w:pPr>
         <w:pBdr>
-          <w:bottom w:val="single" w:color="D8D3C4" w:sz="4"/>
+          <w:bottom w:val="single" w:color="D3D3D3" w:sz="4"/>
         </w:pBdr>
         <w:spacing w:after="220"/>
       </w:pPr>
@@ -2440,7 +2440,7 @@
     <w:next w:val="Normal"/>
     <w:qFormat/>
     <w:rPr>
-      <w:color w:val="2E74B5"/>
+      <w:color w:val="6A6A6A"/>
       <w:sz w:val="32"/>
       <w:szCs w:val="32"/>
     </w:rPr>
@@ -2451,7 +2451,7 @@
     <w:next w:val="Normal"/>
     <w:qFormat/>
     <w:rPr>
-      <w:color w:val="2E74B5"/>
+      <w:color w:val="6A6A6A"/>
       <w:sz w:val="26"/>
       <w:szCs w:val="26"/>
     </w:rPr>
@@ -2462,7 +2462,7 @@
     <w:next w:val="Normal"/>
     <w:qFormat/>
     <w:rPr>
-      <w:color w:val="1F4D78"/>
+      <w:color w:val="464646"/>
       <w:sz w:val="24"/>
       <w:szCs w:val="24"/>
     </w:rPr>
@@ -2475,7 +2475,7 @@
     <w:rPr>
       <w:i/>
       <w:iCs/>
-      <w:color w:val="2E74B5"/>
+      <w:color w:val="6A6A6A"/>
     </w:rPr>
   </w:style>
   <w:style w:type="paragraph" w:styleId="Heading5">
@@ -2484,7 +2484,7 @@
     <w:next w:val="Normal"/>
     <w:qFormat/>
     <w:rPr>
-      <w:color w:val="2E74B5"/>
+      <w:color w:val="6A6A6A"/>
     </w:rPr>
   </w:style>
   <w:style w:type="paragraph" w:styleId="Heading6">
@@ -2493,7 +2493,7 @@
     <w:next w:val="Normal"/>
     <w:qFormat/>
     <w:rPr>
-      <w:color w:val="1F4D78"/>
+      <w:color w:val="464646"/>
     </w:rPr>
   </w:style>
   <w:style w:type="paragraph" w:styleId="Strong">
@@ -2517,7 +2517,7 @@
     <w:uiPriority w:val="99"/>
     <w:unhideWhenUsed/>
     <w:rPr>
-      <w:color w:val="0563C1"/>
+      <w:color w:val="565656"/>
       <w:u w:val="single"/>
     </w:rPr>
   </w:style>
